--- a/reports/C3/Student #3/03 - Requirements - Student #3.docx
+++ b/reports/C3/Student #3/03 - Requirements - Student #3.docx
@@ -82,7 +82,7 @@
     </w:p>
     <w:tbl>
       <w:tblPr>
-        <w:tblStyle w:val="TableNormal"/>
+        <w:tblStyle w:val="TableNormal1"/>
         <w:tblW w:w="9026" w:type="dxa"/>
         <w:tblInd w:w="108" w:type="dxa"/>
         <w:tblBorders>
@@ -95,26 +95,12 @@
         </w:tblBorders>
         <w:shd w:val="clear" w:color="auto" w:fill="CDD4E9"/>
         <w:tblLayout w:type="fixed"/>
-        <w:tblCellMar>
-          <w:top w:w="0" w:type="dxa"/>
-          <w:left w:w="0" w:type="dxa"/>
-          <w:bottom w:w="0" w:type="dxa"/>
-          <w:right w:w="0" w:type="dxa"/>
-        </w:tblCellMar>
         <w:tblLook w:val="04A0" w:firstRow="1" w:lastRow="0" w:firstColumn="1" w:lastColumn="0" w:noHBand="0" w:noVBand="1"/>
       </w:tblPr>
       <w:tblGrid>
         <w:gridCol w:w="9026"/>
       </w:tblGrid>
       <w:tr>
-        <w:tblPrEx>
-          <w:tblCellMar>
-            <w:top w:w="0" w:type="dxa"/>
-            <w:left w:w="0" w:type="dxa"/>
-            <w:bottom w:w="0" w:type="dxa"/>
-            <w:right w:w="0" w:type="dxa"/>
-          </w:tblCellMar>
-        </w:tblPrEx>
         <w:trPr>
           <w:trHeight w:val="211"/>
         </w:trPr>
@@ -127,7 +113,6 @@
               <w:bottom w:val="nil"/>
               <w:right w:val="nil"/>
             </w:tcBorders>
-            <w:shd w:val="clear" w:color="auto" w:fill="auto"/>
             <w:tcMar>
               <w:top w:w="80" w:type="dxa"/>
               <w:left w:w="80" w:type="dxa"/>
@@ -181,14 +166,6 @@
         </w:tc>
       </w:tr>
       <w:tr>
-        <w:tblPrEx>
-          <w:tblCellMar>
-            <w:top w:w="0" w:type="dxa"/>
-            <w:left w:w="0" w:type="dxa"/>
-            <w:bottom w:w="0" w:type="dxa"/>
-            <w:right w:w="0" w:type="dxa"/>
-          </w:tblCellMar>
-        </w:tblPrEx>
         <w:trPr>
           <w:trHeight w:val="211"/>
         </w:trPr>
@@ -201,7 +178,6 @@
               <w:bottom w:val="nil"/>
               <w:right w:val="nil"/>
             </w:tcBorders>
-            <w:shd w:val="clear" w:color="auto" w:fill="auto"/>
             <w:tcMar>
               <w:top w:w="80" w:type="dxa"/>
               <w:left w:w="80" w:type="dxa"/>
@@ -251,14 +227,6 @@
         </w:tc>
       </w:tr>
       <w:tr>
-        <w:tblPrEx>
-          <w:tblCellMar>
-            <w:top w:w="0" w:type="dxa"/>
-            <w:left w:w="0" w:type="dxa"/>
-            <w:bottom w:w="0" w:type="dxa"/>
-            <w:right w:w="0" w:type="dxa"/>
-          </w:tblCellMar>
-        </w:tblPrEx>
         <w:trPr>
           <w:trHeight w:val="1411"/>
         </w:trPr>
@@ -271,7 +239,6 @@
               <w:bottom w:val="nil"/>
               <w:right w:val="nil"/>
             </w:tcBorders>
-            <w:shd w:val="clear" w:color="auto" w:fill="auto"/>
             <w:tcMar>
               <w:top w:w="80" w:type="dxa"/>
               <w:left w:w="80" w:type="dxa"/>
@@ -370,16 +337,8 @@
               <w:rPr>
                 <w:rStyle w:val="Ninguno"/>
               </w:rPr>
-              <w:t xml:space="preserve"> </w:t>
+              <w:t xml:space="preserve"> davblamor</w:t>
             </w:r>
-            <w:proofErr w:type="spellStart"/>
-            <w:r>
-              <w:rPr>
-                <w:rStyle w:val="Ninguno"/>
-              </w:rPr>
-              <w:t>davblamor</w:t>
-            </w:r>
-            <w:proofErr w:type="spellEnd"/>
           </w:p>
           <w:p>
             <w:pPr>
@@ -456,42 +415,12 @@
               <w:rPr>
                 <w:rStyle w:val="Ninguno"/>
               </w:rPr>
-              <w:t xml:space="preserve"> </w:t>
-            </w:r>
-            <w:proofErr w:type="spellStart"/>
-            <w:proofErr w:type="gramStart"/>
-            <w:r>
-              <w:rPr>
-                <w:rStyle w:val="Ninguno"/>
-              </w:rPr>
-              <w:t>Analyst,Developer</w:t>
-            </w:r>
-            <w:proofErr w:type="gramEnd"/>
-            <w:r>
-              <w:rPr>
-                <w:rStyle w:val="Ninguno"/>
-              </w:rPr>
-              <w:t>,Operator</w:t>
-            </w:r>
-            <w:proofErr w:type="spellEnd"/>
-            <w:r>
-              <w:rPr>
-                <w:rStyle w:val="Ninguno"/>
-              </w:rPr>
-              <w:t xml:space="preserve">  </w:t>
+              <w:t xml:space="preserve"> Analyst,Developer,Operator  </w:t>
             </w:r>
           </w:p>
         </w:tc>
       </w:tr>
       <w:tr>
-        <w:tblPrEx>
-          <w:tblCellMar>
-            <w:top w:w="0" w:type="dxa"/>
-            <w:left w:w="0" w:type="dxa"/>
-            <w:bottom w:w="0" w:type="dxa"/>
-            <w:right w:w="0" w:type="dxa"/>
-          </w:tblCellMar>
-        </w:tblPrEx>
         <w:trPr>
           <w:trHeight w:val="211"/>
         </w:trPr>
@@ -504,7 +433,6 @@
               <w:bottom w:val="nil"/>
               <w:right w:val="nil"/>
             </w:tcBorders>
-            <w:shd w:val="clear" w:color="auto" w:fill="auto"/>
             <w:tcMar>
               <w:top w:w="80" w:type="dxa"/>
               <w:left w:w="80" w:type="dxa"/>
@@ -628,21 +556,7 @@
         <w:rPr>
           <w:rStyle w:val="Ninguno"/>
         </w:rPr>
-        <w:t xml:space="preserve">Modify the anonymous menu so that it shows an option that takes the browser to the home page of your </w:t>
-      </w:r>
-      <w:proofErr w:type="spellStart"/>
-      <w:r>
-        <w:rPr>
-          <w:rStyle w:val="Ninguno"/>
-        </w:rPr>
-        <w:t>favourite</w:t>
-      </w:r>
-      <w:proofErr w:type="spellEnd"/>
-      <w:r>
-        <w:rPr>
-          <w:rStyle w:val="Ninguno"/>
-        </w:rPr>
-        <w:t xml:space="preserve"> web site.  The title must read as follows: “</w:t>
+        <w:t>Modify the anonymous menu so that it shows an option that takes the browser to the home page of your favourite web site.  The title must read as follows: “</w:t>
       </w:r>
       <w:r>
         <w:rPr>
@@ -888,17 +802,65 @@
     <w:p>
       <w:pPr>
         <w:pStyle w:val="Comment-Grader"/>
-      </w:pPr>
-      <w:r>
-        <w:rPr>
-          <w:rStyle w:val="Ninguno"/>
-        </w:rPr>
-        <w:t xml:space="preserve">X   </w:t>
+        <w:rPr>
+          <w:rStyle w:val="Ninguno"/>
+          <w:lang w:val="es-ES"/>
+        </w:rPr>
+      </w:pPr>
+      <w:r>
+        <w:rPr>
+          <w:rStyle w:val="Ninguno"/>
+          <w:lang w:val="es-ES"/>
+        </w:rPr>
+        <w:t>No se ha encontrado ni</w:t>
+      </w:r>
+      <w:r>
+        <w:rPr>
+          <w:rStyle w:val="Ninguno"/>
+          <w:lang w:val="es-ES"/>
+        </w:rPr>
+        <w:t>nguna tarea correspondiente a la segunda convocatoria.</w:t>
+      </w:r>
+    </w:p>
+    <w:p>
+      <w:pPr>
+        <w:pStyle w:val="Comment-Grader"/>
+        <w:rPr>
+          <w:color w:val="535353" w:themeColor="background2"/>
+          <w:lang w:val="es-ES"/>
+        </w:rPr>
+      </w:pPr>
+      <w:r>
+        <w:rPr>
+          <w:rStyle w:val="Ninguno"/>
+          <w:color w:val="535353" w:themeColor="background2"/>
+          <w:lang w:val="es-ES"/>
+        </w:rPr>
+        <w:t>Corrección: he creado las tareas correspondientes a la 3era convocatoria</w:t>
+      </w:r>
+      <w:r>
+        <w:rPr>
+          <w:rStyle w:val="Ninguno"/>
+          <w:color w:val="535353" w:themeColor="background2"/>
+          <w:lang w:val="es-ES"/>
+        </w:rPr>
+        <w:t xml:space="preserve"> en el tablero del repositorio de github</w:t>
+      </w:r>
+      <w:r>
+        <w:rPr>
+          <w:rStyle w:val="Ninguno"/>
+          <w:color w:val="535353" w:themeColor="background2"/>
+          <w:lang w:val="es-ES"/>
+        </w:rPr>
+        <w:t>.</w:t>
       </w:r>
     </w:p>
     <w:p>
       <w:pPr>
         <w:pStyle w:val="Cuerpo"/>
+        <w:rPr>
+          <w:lang w:val="es-ES"/>
+        </w:rPr>
       </w:pPr>
     </w:p>
     <w:p>
@@ -906,6 +868,7 @@
         <w:pStyle w:val="Cuerpo"/>
         <w:rPr>
           <w:rStyle w:val="Ninguno"/>
+          <w:lang w:val="es-ES"/>
         </w:rPr>
       </w:pPr>
     </w:p>
@@ -914,6 +877,7 @@
         <w:pStyle w:val="Cuerpo"/>
         <w:rPr>
           <w:rStyle w:val="Ninguno"/>
+          <w:lang w:val="es-ES"/>
         </w:rPr>
       </w:pPr>
     </w:p>
@@ -922,17 +886,22 @@
         <w:pStyle w:val="Cuerpo"/>
         <w:rPr>
           <w:rStyle w:val="Ninguno"/>
+          <w:lang w:val="es-ES"/>
         </w:rPr>
       </w:pPr>
     </w:p>
     <w:p>
       <w:pPr>
         <w:pStyle w:val="Cuerpo"/>
+        <w:rPr>
+          <w:lang w:val="es-ES"/>
+        </w:rPr>
       </w:pPr>
       <w:r>
         <w:rPr>
           <w:rStyle w:val="Ninguno"/>
           <w:rFonts w:ascii="Arial Unicode MS" w:hAnsi="Arial Unicode MS"/>
+          <w:lang w:val="es-ES"/>
         </w:rPr>
         <w:br w:type="page"/>
       </w:r>
@@ -940,6 +909,9 @@
     <w:p>
       <w:pPr>
         <w:pStyle w:val="Cuerpo"/>
+        <w:rPr>
+          <w:lang w:val="es-ES"/>
+        </w:rPr>
         <w:sectPr>
           <w:headerReference w:type="default" r:id="rId7"/>
           <w:footerReference w:type="default" r:id="rId8"/>
@@ -1487,7 +1459,6 @@
         </w:rPr>
         <w:t xml:space="preserve"> accounts with credentials “</w:t>
       </w:r>
-      <w:proofErr w:type="spellStart"/>
       <w:r>
         <w:rPr>
           <w:rStyle w:val="Ninguno"/>
@@ -1496,14 +1467,12 @@
         </w:rPr>
         <w:t>memberX</w:t>
       </w:r>
-      <w:proofErr w:type="spellEnd"/>
       <w:r>
         <w:rPr>
           <w:rStyle w:val="Ninguno"/>
         </w:rPr>
         <w:t>/</w:t>
       </w:r>
-      <w:proofErr w:type="spellStart"/>
       <w:r>
         <w:rPr>
           <w:rStyle w:val="Ninguno"/>
@@ -1512,7 +1481,6 @@
         </w:rPr>
         <w:t>memberX</w:t>
       </w:r>
-      <w:proofErr w:type="spellEnd"/>
       <w:r>
         <w:rPr>
           <w:rStyle w:val="Ninguno"/>
@@ -1561,23 +1529,7 @@
           <w:rStyle w:val="Ninguno"/>
           <w:lang w:val="es-ES"/>
         </w:rPr>
-        <w:t xml:space="preserve">La entidad </w:t>
-      </w:r>
-      <w:proofErr w:type="spellStart"/>
-      <w:r>
-        <w:rPr>
-          <w:rStyle w:val="Ninguno"/>
-          <w:lang w:val="es-ES"/>
-        </w:rPr>
-        <w:t>activity</w:t>
-      </w:r>
-      <w:proofErr w:type="spellEnd"/>
-      <w:r>
-        <w:rPr>
-          <w:rStyle w:val="Ninguno"/>
-          <w:lang w:val="es-ES"/>
-        </w:rPr>
-        <w:t xml:space="preserve"> log no cumple con las recomendaciones de la asignatura al no existir suficiente variabilidad de los datos y no probar correctamente los límites en fechas, cadenas o valores booleanos.</w:t>
+        <w:t>La entidad activity log no cumple con las recomendaciones de la asignatura al no existir suficiente variabilidad de los datos y no probar correctamente los límites en fechas, cadenas o valores booleanos.</w:t>
       </w:r>
     </w:p>
     <w:p>
@@ -1585,7 +1537,11 @@
         <w:pStyle w:val="Comment-Grader"/>
         <w:rPr>
           <w:rStyle w:val="Ninguno"/>
+          <w:b/>
+          <w:bCs/>
           <w:color w:val="535353" w:themeColor="background2"/>
+          <w:sz w:val="36"/>
+          <w:szCs w:val="30"/>
           <w:lang w:val="es-ES"/>
         </w:rPr>
       </w:pPr>
@@ -1595,16 +1551,15 @@
           <w:color w:val="535353" w:themeColor="background2"/>
           <w:lang w:val="es-ES"/>
         </w:rPr>
-        <w:t xml:space="preserve">Corrección: he introducido nuevos </w:t>
-      </w:r>
-      <w:proofErr w:type="spellStart"/>
+        <w:t>Corrección: he introducido nuevos a</w:t>
+      </w:r>
       <w:r>
         <w:rPr>
           <w:rStyle w:val="Ninguno"/>
           <w:color w:val="535353" w:themeColor="background2"/>
           <w:lang w:val="es-ES"/>
         </w:rPr>
-        <w:t>a</w:t>
+        <w:t>ctivity logs en el csv de forma que haya más variabilidad en los datos booleanos, en la longitud de las cadenas de texto en función de los límites, y en las fechas de forma que se prueben máximos y mínimos permitidos.</w:t>
       </w:r>
       <w:r>
         <w:rPr>
@@ -1612,34 +1567,111 @@
           <w:color w:val="535353" w:themeColor="background2"/>
           <w:lang w:val="es-ES"/>
         </w:rPr>
-        <w:t>ctivity</w:t>
-      </w:r>
-      <w:proofErr w:type="spellEnd"/>
+        <w:br/>
+      </w:r>
       <w:r>
         <w:rPr>
           <w:rStyle w:val="Ninguno"/>
           <w:color w:val="535353" w:themeColor="background2"/>
           <w:lang w:val="es-ES"/>
         </w:rPr>
-        <w:t xml:space="preserve"> logs en el </w:t>
-      </w:r>
-      <w:proofErr w:type="spellStart"/>
-      <w:r>
-        <w:rPr>
-          <w:rStyle w:val="Ninguno"/>
+        <w:br/>
+      </w:r>
+      <w:r>
+        <w:rPr>
+          <w:rStyle w:val="Ninguno"/>
+          <w:b/>
+          <w:bCs/>
           <w:color w:val="535353" w:themeColor="background2"/>
-          <w:lang w:val="es-ES"/>
-        </w:rPr>
-        <w:t>csv</w:t>
-      </w:r>
-      <w:proofErr w:type="spellEnd"/>
-      <w:r>
+          <w:sz w:val="36"/>
+          <w:szCs w:val="30"/>
+          <w:highlight w:val="yellow"/>
+          <w:lang w:val="es-ES"/>
+        </w:rPr>
+        <w:t>2nd Call</w:t>
+      </w:r>
+    </w:p>
+    <w:p>
+      <w:pPr>
+        <w:pStyle w:val="Comment-Grader"/>
         <w:rPr>
           <w:rStyle w:val="Ninguno"/>
           <w:color w:val="535353" w:themeColor="background2"/>
-          <w:lang w:val="es-ES"/>
-        </w:rPr>
-        <w:t xml:space="preserve"> de forma que haya más variabilidad en los datos booleanos, en la longitud de las cadenas de texto en función de los límites, y en las fechas de forma que se prueben máximos y mínimos permitidos.</w:t>
+          <w:sz w:val="24"/>
+          <w:szCs w:val="24"/>
+          <w:lang w:val="es-ES"/>
+        </w:rPr>
+      </w:pPr>
+      <w:r>
+        <w:rPr>
+          <w:rStyle w:val="Ninguno"/>
+          <w:color w:val="535353" w:themeColor="background2"/>
+          <w:sz w:val="24"/>
+          <w:szCs w:val="24"/>
+          <w:highlight w:val="yellow"/>
+          <w:lang w:val="es-ES"/>
+        </w:rPr>
+        <w:t xml:space="preserve">Las entidades siguen sin tener la variabilidad suficiente. En específico: </w:t>
+      </w:r>
+      <w:r>
+        <w:rPr>
+          <w:rStyle w:val="Ninguno"/>
+          <w:color w:val="535353" w:themeColor="background2"/>
+          <w:sz w:val="24"/>
+          <w:szCs w:val="24"/>
+          <w:highlight w:val="yellow"/>
+          <w:lang w:val="es-ES"/>
+        </w:rPr>
+        <w:br/>
+        <w:t>- Los flight assignment se encuentran todos en modo borrador.</w:t>
+      </w:r>
+      <w:r>
+        <w:rPr>
+          <w:rStyle w:val="Ninguno"/>
+          <w:color w:val="535353" w:themeColor="background2"/>
+          <w:sz w:val="24"/>
+          <w:szCs w:val="24"/>
+          <w:highlight w:val="yellow"/>
+          <w:lang w:val="es-ES"/>
+        </w:rPr>
+        <w:br/>
+        <w:t>- Los activity logs tienen solo años correspondientes a 2024 y 2025.</w:t>
+      </w:r>
+    </w:p>
+    <w:p>
+      <w:pPr>
+        <w:pStyle w:val="Comment-Grader"/>
+        <w:rPr>
+          <w:rStyle w:val="Ninguno"/>
+          <w:color w:val="535353" w:themeColor="background2"/>
+          <w:lang w:val="es-ES"/>
+        </w:rPr>
+      </w:pPr>
+      <w:r>
+        <w:rPr>
+          <w:rStyle w:val="Ninguno"/>
+          <w:color w:val="535353" w:themeColor="background2"/>
+          <w:lang w:val="es-ES"/>
+        </w:rPr>
+        <w:t>Corrección: Se han creado nuevos activity logs de forma que exista mas variedad en todos los campos, con especial atención en las fechas cubriendo todo el rango permitido.</w:t>
+      </w:r>
+    </w:p>
+    <w:p>
+      <w:pPr>
+        <w:pStyle w:val="Comment-Grader"/>
+        <w:rPr>
+          <w:rStyle w:val="Ninguno"/>
+          <w:color w:val="535353" w:themeColor="background2"/>
+          <w:lang w:val="es-ES"/>
+        </w:rPr>
+      </w:pPr>
+      <w:r>
+        <w:rPr>
+          <w:rStyle w:val="Ninguno"/>
+          <w:color w:val="535353" w:themeColor="background2"/>
+          <w:lang w:val="es-ES"/>
+        </w:rPr>
+        <w:t>Corrección: Se han creado nuevos flight assignments con mas variabilidad en los valores booleanos.</w:t>
       </w:r>
     </w:p>
     <w:p>
@@ -1647,12 +1679,13 @@
         <w:pStyle w:val="Encabezamiento2"/>
         <w:rPr>
           <w:rStyle w:val="Ninguno"/>
-        </w:rPr>
-      </w:pPr>
-      <w:r>
-        <w:rPr>
-          <w:rStyle w:val="Ninguno"/>
-          <w:lang w:val="en-GB"/>
+          <w:lang w:val="es-ES"/>
+        </w:rPr>
+      </w:pPr>
+      <w:r>
+        <w:rPr>
+          <w:rStyle w:val="Ninguno"/>
+          <w:lang w:val="es-ES"/>
         </w:rPr>
         <w:t>Managerial requirements</w:t>
       </w:r>
@@ -1678,17 +1711,80 @@
     <w:p>
       <w:pPr>
         <w:pStyle w:val="Comment-Grader"/>
-      </w:pPr>
-      <w:r>
-        <w:rPr>
-          <w:rStyle w:val="Ninguno"/>
-        </w:rPr>
-        <w:t xml:space="preserve">   X    </w:t>
-      </w:r>
+        <w:rPr>
+          <w:rStyle w:val="Ninguno"/>
+          <w:lang w:val="es-ES"/>
+        </w:rPr>
+      </w:pPr>
+      <w:r>
+        <w:rPr>
+          <w:rStyle w:val="Ninguno"/>
+          <w:lang w:val="es-ES"/>
+        </w:rPr>
+        <w:t xml:space="preserve">   </w:t>
+      </w:r>
+      <w:r>
+        <w:rPr>
+          <w:rStyle w:val="Ninguno"/>
+          <w:lang w:val="es-ES"/>
+        </w:rPr>
+        <w:t>No se ha encontrado ni</w:t>
+      </w:r>
+      <w:r>
+        <w:rPr>
+          <w:rStyle w:val="Ninguno"/>
+          <w:lang w:val="es-ES"/>
+        </w:rPr>
+        <w:t>nguna tarea correspondiente a la segunda convocatoria.</w:t>
+      </w:r>
+    </w:p>
+    <w:p>
+      <w:pPr>
+        <w:pStyle w:val="Comment-Grader"/>
+        <w:rPr>
+          <w:color w:val="535353" w:themeColor="background2"/>
+          <w:lang w:val="es-ES"/>
+        </w:rPr>
+      </w:pPr>
+      <w:r>
+        <w:rPr>
+          <w:rStyle w:val="Ninguno"/>
+          <w:color w:val="535353" w:themeColor="background2"/>
+          <w:lang w:val="es-ES"/>
+        </w:rPr>
+        <w:t>Corrección: he creado las tareas correspondientes a la 3era convocatoria</w:t>
+      </w:r>
+      <w:r>
+        <w:rPr>
+          <w:rStyle w:val="Ninguno"/>
+          <w:color w:val="535353" w:themeColor="background2"/>
+          <w:lang w:val="es-ES"/>
+        </w:rPr>
+        <w:t xml:space="preserve"> en el tablero del repositorio de github</w:t>
+      </w:r>
+      <w:r>
+        <w:rPr>
+          <w:rStyle w:val="Ninguno"/>
+          <w:color w:val="535353" w:themeColor="background2"/>
+          <w:lang w:val="es-ES"/>
+        </w:rPr>
+        <w:t>.</w:t>
+      </w:r>
+    </w:p>
+    <w:p>
+      <w:pPr>
+        <w:pStyle w:val="Comment-Grader"/>
+        <w:rPr>
+          <w:lang w:val="es-ES"/>
+        </w:rPr>
+      </w:pPr>
     </w:p>
     <w:p>
       <w:pPr>
         <w:pStyle w:val="Cuerpo"/>
+        <w:rPr>
+          <w:lang w:val="es-ES"/>
+        </w:rPr>
       </w:pPr>
     </w:p>
     <w:p>
@@ -1863,346 +1959,286 @@
           <w:lang w:val="es-ES"/>
         </w:rPr>
       </w:pPr>
-      <w:proofErr w:type="spellStart"/>
       <w:r>
         <w:rPr>
           <w:rStyle w:val="Ninguno"/>
           <w:color w:val="A7A7A7"/>
           <w:lang w:val="es-ES"/>
         </w:rPr>
-        <w:t>Comment-Student</w:t>
-      </w:r>
-      <w:proofErr w:type="spellEnd"/>
+        <w:t>Comment-Student: debido a que el student1 tenía asignada la entidad leg y éste no se ha presentado finalmente, el csv de dicha entidad carecía de variabilidad de datos en el atributo aerolínea haciendo imposible comprobar dicho requisito. Sin embargo, es una validación implementada en el método create de flight assignment.</w:t>
+      </w:r>
+    </w:p>
+    <w:p>
+      <w:pPr>
+        <w:pStyle w:val="Comment-Grader"/>
+        <w:rPr>
+          <w:rStyle w:val="Ninguno"/>
+          <w:lang w:val="es-ES"/>
+        </w:rPr>
+      </w:pPr>
       <w:r>
         <w:rPr>
           <w:rStyle w:val="Ninguno"/>
           <w:color w:val="A7A7A7"/>
           <w:lang w:val="es-ES"/>
         </w:rPr>
-        <w:t xml:space="preserve">: debido a que el student1 tenía asignada la entidad </w:t>
-      </w:r>
-      <w:proofErr w:type="spellStart"/>
-      <w:r>
-        <w:rPr>
-          <w:rStyle w:val="Ninguno"/>
+        <w:t>Corrección: he introducido una restricción en la query que obtiene los legs, para que solo se muestren aquellos cuya airline coincide con la del flight crew member logueado.</w:t>
+      </w:r>
+    </w:p>
+    <w:p>
+      <w:pPr>
+        <w:pStyle w:val="Comment-Grader"/>
+        <w:rPr>
+          <w:rStyle w:val="Ninguno"/>
+          <w:lang w:val="es-ES"/>
+        </w:rPr>
+      </w:pPr>
+      <w:r>
+        <w:rPr>
+          <w:rStyle w:val="Ninguno"/>
+          <w:lang w:val="es-ES"/>
+        </w:rPr>
+        <w:t xml:space="preserve">Al intentar actualizar cualquier asignación aparece un error 500.   </w:t>
+      </w:r>
+    </w:p>
+    <w:p>
+      <w:pPr>
+        <w:pStyle w:val="Comment-Grader"/>
+        <w:rPr>
           <w:color w:val="A7A7A7"/>
           <w:lang w:val="es-ES"/>
         </w:rPr>
-        <w:t>leg</w:t>
-      </w:r>
-      <w:proofErr w:type="spellEnd"/>
-      <w:r>
-        <w:rPr>
-          <w:rStyle w:val="Ninguno"/>
+      </w:pPr>
+      <w:r>
+        <w:rPr>
           <w:color w:val="A7A7A7"/>
           <w:lang w:val="es-ES"/>
         </w:rPr>
-        <w:t xml:space="preserve"> y éste no se ha presentado finalmente, el </w:t>
-      </w:r>
-      <w:proofErr w:type="spellStart"/>
-      <w:r>
-        <w:rPr>
-          <w:rStyle w:val="Ninguno"/>
+        <w:t>Comment-Student: el actualizado de asignaciones esta desautorizado para vuelos con legs completadas, haciendo solo posible su actualización en caso de que el tramo esté planeado.</w:t>
+      </w:r>
+    </w:p>
+    <w:p>
+      <w:pPr>
+        <w:pStyle w:val="Comment-Grader"/>
+        <w:rPr>
+          <w:b/>
+          <w:bCs/>
+          <w:color w:val="auto"/>
+          <w:lang w:val="es-ES"/>
+        </w:rPr>
+      </w:pPr>
+      <w:r>
+        <w:rPr>
           <w:color w:val="A7A7A7"/>
           <w:lang w:val="es-ES"/>
         </w:rPr>
-        <w:t>csv</w:t>
-      </w:r>
-      <w:proofErr w:type="spellEnd"/>
-      <w:r>
-        <w:rPr>
-          <w:rStyle w:val="Ninguno"/>
+        <w:t>Corrección: He implementado una validación para que se muestre un mensaje de error en caso de que se intente actualizar un assignment cuyo tramo de vuelo esté ya completado</w:t>
+      </w:r>
+      <w:r>
+        <w:rPr>
           <w:color w:val="A7A7A7"/>
           <w:lang w:val="es-ES"/>
         </w:rPr>
-        <w:t xml:space="preserve"> de dicha entidad carecía de variabilidad de datos en el atributo aerolínea haciendo imposible comprobar dicho requisito. Sin embargo, es una validación implementada en el método </w:t>
-      </w:r>
-      <w:proofErr w:type="spellStart"/>
-      <w:r>
-        <w:rPr>
-          <w:rStyle w:val="Ninguno"/>
+        <w:br/>
+      </w:r>
+      <w:r>
+        <w:rPr>
           <w:color w:val="A7A7A7"/>
           <w:lang w:val="es-ES"/>
         </w:rPr>
-        <w:t>create</w:t>
-      </w:r>
-      <w:proofErr w:type="spellEnd"/>
-      <w:r>
+        <w:br/>
+      </w:r>
+      <w:r>
+        <w:rPr>
+          <w:b/>
+          <w:bCs/>
+          <w:color w:val="auto"/>
+          <w:sz w:val="40"/>
+          <w:szCs w:val="32"/>
+          <w:highlight w:val="yellow"/>
+          <w:lang w:val="es-ES"/>
+        </w:rPr>
+        <w:t>2ND CALL</w:t>
+      </w:r>
+      <w:r>
+        <w:rPr>
+          <w:b/>
+          <w:bCs/>
+          <w:color w:val="auto"/>
+          <w:sz w:val="40"/>
+          <w:szCs w:val="32"/>
+          <w:lang w:val="es-ES"/>
+        </w:rPr>
+        <w:br/>
+      </w:r>
+      <w:r>
+        <w:rPr>
+          <w:b/>
+          <w:bCs/>
+          <w:color w:val="auto"/>
+          <w:sz w:val="40"/>
+          <w:szCs w:val="32"/>
+          <w:lang w:val="es-ES"/>
+        </w:rPr>
+        <w:lastRenderedPageBreak/>
+        <w:br/>
+      </w:r>
+      <w:r>
+        <w:rPr>
+          <w:b/>
+          <w:bCs/>
+          <w:color w:val="auto"/>
+          <w:highlight w:val="yellow"/>
+          <w:lang w:val="es-ES"/>
+        </w:rPr>
+        <w:t>Se siguen mostrando aquellos legs que no pertenecen a la aerolínea del flightCrewMenber.</w:t>
+      </w:r>
+    </w:p>
+    <w:p>
+      <w:pPr>
+        <w:pStyle w:val="Comment-Grader"/>
+        <w:rPr>
+          <w:b/>
+          <w:bCs/>
+          <w:color w:val="auto"/>
+          <w:lang w:val="es-ES"/>
+        </w:rPr>
+      </w:pPr>
+      <w:r>
+        <w:rPr>
+          <w:b/>
+          <w:bCs/>
+          <w:color w:val="auto"/>
+          <w:highlight w:val="yellow"/>
+          <w:lang w:val="es-ES"/>
+        </w:rPr>
+        <w:t>Al intentar actualizar un flightAssignment con errores, el formulario aparece en modo readOnly y no es posible seguir modificando la entidad</w:t>
+      </w:r>
+      <w:r>
+        <w:rPr>
+          <w:b/>
+          <w:bCs/>
+          <w:color w:val="auto"/>
+          <w:lang w:val="es-ES"/>
+        </w:rPr>
+        <w:t>:</w:t>
+      </w:r>
+    </w:p>
+    <w:p>
+      <w:pPr>
+        <w:pStyle w:val="Comment-Grader"/>
+        <w:rPr>
+          <w:color w:val="535353" w:themeColor="background2"/>
+          <w:lang w:val="es-ES"/>
+        </w:rPr>
+      </w:pPr>
+      <w:r>
+        <w:rPr>
+          <w:color w:val="535353" w:themeColor="background2"/>
+          <w:lang w:val="es-ES"/>
+        </w:rPr>
+        <w:t>Corrección: se ha modificado la lógica de la feature correspondiente al actualizado de forma que se pueda seguir editanto el formulario en caso de errores personalizados sin tener que recargar el formulario.</w:t>
+      </w:r>
+      <w:r>
+        <w:rPr>
+          <w:color w:val="535353" w:themeColor="background2"/>
+          <w:lang w:val="es-ES"/>
+        </w:rPr>
+        <w:t xml:space="preserve"> Para ello se desarrolló de forma que se preserve</w:t>
+      </w:r>
+      <w:r>
+        <w:rPr>
+          <w:color w:val="535353" w:themeColor="background2"/>
+          <w:lang w:val="es-ES"/>
+        </w:rPr>
+        <w:t xml:space="preserve"> </w:t>
+      </w:r>
+      <w:r>
+        <w:rPr>
+          <w:color w:val="535353" w:themeColor="background2"/>
+          <w:lang w:val="es-ES"/>
+        </w:rPr>
+        <w:t xml:space="preserve">el atributo </w:t>
+      </w:r>
+      <w:r>
+        <w:rPr>
+          <w:color w:val="535353" w:themeColor="background2"/>
+          <w:lang w:val="es-ES"/>
+        </w:rPr>
+        <w:t>draftMode tras el bind para que no “caiga” a false con errores</w:t>
+      </w:r>
+      <w:r>
+        <w:rPr>
+          <w:color w:val="535353" w:themeColor="background2"/>
+          <w:lang w:val="es-ES"/>
+        </w:rPr>
+        <w:t xml:space="preserve">. </w:t>
+      </w:r>
+    </w:p>
+    <w:p>
+      <w:pPr>
+        <w:pStyle w:val="Comment-Grader"/>
+        <w:rPr>
+          <w:color w:val="535353" w:themeColor="background2"/>
+          <w:lang w:val="es-ES"/>
+        </w:rPr>
+      </w:pPr>
+      <w:r>
+        <w:rPr>
+          <w:color w:val="535353" w:themeColor="background2"/>
+          <w:lang w:val="es-ES"/>
+        </w:rPr>
+        <w:t>Corrección: se ha cambiado la lógica de las querys para que solo se muestren las legs disponibles.</w:t>
+      </w:r>
+    </w:p>
+    <w:p>
+      <w:pPr>
+        <w:pStyle w:val="Comment-Grader"/>
         <w:rPr>
           <w:rStyle w:val="Ninguno"/>
           <w:color w:val="A7A7A7"/>
           <w:lang w:val="es-ES"/>
         </w:rPr>
-        <w:t xml:space="preserve"> de </w:t>
-      </w:r>
-      <w:proofErr w:type="spellStart"/>
-      <w:r>
-        <w:rPr>
-          <w:rStyle w:val="Ninguno"/>
-          <w:color w:val="A7A7A7"/>
-          <w:lang w:val="es-ES"/>
-        </w:rPr>
-        <w:t>flight</w:t>
-      </w:r>
-      <w:proofErr w:type="spellEnd"/>
-      <w:r>
-        <w:rPr>
-          <w:rStyle w:val="Ninguno"/>
-          <w:color w:val="A7A7A7"/>
-          <w:lang w:val="es-ES"/>
-        </w:rPr>
-        <w:t xml:space="preserve"> </w:t>
-      </w:r>
-      <w:proofErr w:type="spellStart"/>
-      <w:r>
-        <w:rPr>
-          <w:rStyle w:val="Ninguno"/>
-          <w:color w:val="A7A7A7"/>
-          <w:lang w:val="es-ES"/>
-        </w:rPr>
-        <w:t>assignment</w:t>
-      </w:r>
-      <w:proofErr w:type="spellEnd"/>
-      <w:r>
-        <w:rPr>
-          <w:rStyle w:val="Ninguno"/>
-          <w:color w:val="A7A7A7"/>
-          <w:lang w:val="es-ES"/>
-        </w:rPr>
-        <w:t>.</w:t>
-      </w:r>
-    </w:p>
-    <w:p>
-      <w:pPr>
-        <w:pStyle w:val="Comment-Grader"/>
-        <w:rPr>
-          <w:rStyle w:val="Ninguno"/>
-          <w:lang w:val="es-ES"/>
-        </w:rPr>
-      </w:pPr>
-      <w:r>
-        <w:rPr>
-          <w:rStyle w:val="Ninguno"/>
-          <w:color w:val="A7A7A7"/>
-          <w:lang w:val="es-ES"/>
-        </w:rPr>
-        <w:t xml:space="preserve">Corrección: he introducido una restricción en la </w:t>
-      </w:r>
-      <w:proofErr w:type="spellStart"/>
-      <w:r>
-        <w:rPr>
-          <w:rStyle w:val="Ninguno"/>
-          <w:color w:val="A7A7A7"/>
-          <w:lang w:val="es-ES"/>
-        </w:rPr>
-        <w:t>query</w:t>
-      </w:r>
-      <w:proofErr w:type="spellEnd"/>
-      <w:r>
-        <w:rPr>
-          <w:rStyle w:val="Ninguno"/>
-          <w:color w:val="A7A7A7"/>
-          <w:lang w:val="es-ES"/>
-        </w:rPr>
-        <w:t xml:space="preserve"> que obtiene los </w:t>
-      </w:r>
-      <w:proofErr w:type="spellStart"/>
-      <w:r>
-        <w:rPr>
-          <w:rStyle w:val="Ninguno"/>
-          <w:color w:val="A7A7A7"/>
-          <w:lang w:val="es-ES"/>
-        </w:rPr>
-        <w:t>legs</w:t>
-      </w:r>
-      <w:proofErr w:type="spellEnd"/>
-      <w:r>
-        <w:rPr>
-          <w:rStyle w:val="Ninguno"/>
-          <w:color w:val="A7A7A7"/>
-          <w:lang w:val="es-ES"/>
-        </w:rPr>
-        <w:t xml:space="preserve">, para que solo se muestren aquellos cuya </w:t>
-      </w:r>
-      <w:proofErr w:type="spellStart"/>
-      <w:r>
-        <w:rPr>
-          <w:rStyle w:val="Ninguno"/>
-          <w:color w:val="A7A7A7"/>
-          <w:lang w:val="es-ES"/>
-        </w:rPr>
-        <w:t>airline</w:t>
-      </w:r>
-      <w:proofErr w:type="spellEnd"/>
-      <w:r>
-        <w:rPr>
-          <w:rStyle w:val="Ninguno"/>
-          <w:color w:val="A7A7A7"/>
-          <w:lang w:val="es-ES"/>
-        </w:rPr>
-        <w:t xml:space="preserve"> coincide con la del </w:t>
-      </w:r>
-      <w:proofErr w:type="spellStart"/>
-      <w:r>
-        <w:rPr>
-          <w:rStyle w:val="Ninguno"/>
-          <w:color w:val="A7A7A7"/>
-          <w:lang w:val="es-ES"/>
-        </w:rPr>
-        <w:t>flight</w:t>
-      </w:r>
-      <w:proofErr w:type="spellEnd"/>
-      <w:r>
-        <w:rPr>
-          <w:rStyle w:val="Ninguno"/>
-          <w:color w:val="A7A7A7"/>
-          <w:lang w:val="es-ES"/>
-        </w:rPr>
-        <w:t xml:space="preserve"> </w:t>
-      </w:r>
-      <w:proofErr w:type="spellStart"/>
-      <w:r>
-        <w:rPr>
-          <w:rStyle w:val="Ninguno"/>
-          <w:color w:val="A7A7A7"/>
-          <w:lang w:val="es-ES"/>
-        </w:rPr>
-        <w:t>crew</w:t>
-      </w:r>
-      <w:proofErr w:type="spellEnd"/>
-      <w:r>
-        <w:rPr>
-          <w:rStyle w:val="Ninguno"/>
-          <w:color w:val="A7A7A7"/>
-          <w:lang w:val="es-ES"/>
-        </w:rPr>
-        <w:t xml:space="preserve"> </w:t>
-      </w:r>
-      <w:proofErr w:type="spellStart"/>
-      <w:r>
-        <w:rPr>
-          <w:rStyle w:val="Ninguno"/>
-          <w:color w:val="A7A7A7"/>
-          <w:lang w:val="es-ES"/>
-        </w:rPr>
-        <w:t>member</w:t>
-      </w:r>
-      <w:proofErr w:type="spellEnd"/>
-      <w:r>
-        <w:rPr>
-          <w:rStyle w:val="Ninguno"/>
-          <w:color w:val="A7A7A7"/>
-          <w:lang w:val="es-ES"/>
-        </w:rPr>
-        <w:t xml:space="preserve"> </w:t>
-      </w:r>
-      <w:proofErr w:type="spellStart"/>
-      <w:r>
-        <w:rPr>
-          <w:rStyle w:val="Ninguno"/>
-          <w:color w:val="A7A7A7"/>
-          <w:lang w:val="es-ES"/>
-        </w:rPr>
-        <w:t>logueado</w:t>
-      </w:r>
-      <w:proofErr w:type="spellEnd"/>
-      <w:r>
-        <w:rPr>
-          <w:rStyle w:val="Ninguno"/>
-          <w:color w:val="A7A7A7"/>
-          <w:lang w:val="es-ES"/>
-        </w:rPr>
-        <w:t>.</w:t>
-      </w:r>
-    </w:p>
-    <w:p>
-      <w:pPr>
-        <w:pStyle w:val="Comment-Grader"/>
-        <w:rPr>
-          <w:rStyle w:val="Ninguno"/>
-          <w:lang w:val="es-ES"/>
-        </w:rPr>
-      </w:pPr>
-      <w:r>
-        <w:rPr>
-          <w:rStyle w:val="Ninguno"/>
-          <w:lang w:val="es-ES"/>
-        </w:rPr>
-        <w:t xml:space="preserve">Al intentar actualizar cualquier asignación aparece un error 500.   </w:t>
-      </w:r>
-    </w:p>
-    <w:p>
-      <w:pPr>
-        <w:pStyle w:val="Comment-Grader"/>
-        <w:rPr>
-          <w:color w:val="A7A7A7"/>
-          <w:lang w:val="es-ES"/>
-        </w:rPr>
-      </w:pPr>
-      <w:proofErr w:type="spellStart"/>
-      <w:r>
-        <w:rPr>
-          <w:color w:val="A7A7A7"/>
-          <w:lang w:val="es-ES"/>
-        </w:rPr>
-        <w:t>Comment-Student</w:t>
-      </w:r>
-      <w:proofErr w:type="spellEnd"/>
-      <w:r>
-        <w:rPr>
-          <w:color w:val="A7A7A7"/>
-          <w:lang w:val="es-ES"/>
-        </w:rPr>
-        <w:t xml:space="preserve">: el actualizado de asignaciones esta desautorizado para vuelos con </w:t>
-      </w:r>
-      <w:proofErr w:type="spellStart"/>
-      <w:r>
-        <w:rPr>
-          <w:color w:val="A7A7A7"/>
-          <w:lang w:val="es-ES"/>
-        </w:rPr>
-        <w:t>legs</w:t>
-      </w:r>
-      <w:proofErr w:type="spellEnd"/>
-      <w:r>
-        <w:rPr>
-          <w:color w:val="A7A7A7"/>
-          <w:lang w:val="es-ES"/>
-        </w:rPr>
-        <w:t xml:space="preserve"> completadas, haciendo solo posible su actualización en caso de que el tramo esté planeado.</w:t>
-      </w:r>
-    </w:p>
-    <w:p>
-      <w:pPr>
-        <w:pStyle w:val="Comment-Grader"/>
-        <w:rPr>
-          <w:rStyle w:val="Ninguno"/>
-          <w:color w:val="A7A7A7"/>
-          <w:lang w:val="es-ES"/>
-        </w:rPr>
-      </w:pPr>
-      <w:r>
-        <w:rPr>
-          <w:color w:val="A7A7A7"/>
-          <w:lang w:val="es-ES"/>
-        </w:rPr>
-        <w:t xml:space="preserve">Corrección: He implementado una validación para que se muestre un mensaje de error en caso de que se intente actualizar un </w:t>
-      </w:r>
-      <w:proofErr w:type="spellStart"/>
-      <w:r>
-        <w:rPr>
-          <w:color w:val="A7A7A7"/>
-          <w:lang w:val="es-ES"/>
-        </w:rPr>
-        <w:t>assignment</w:t>
-      </w:r>
-      <w:proofErr w:type="spellEnd"/>
-      <w:r>
-        <w:rPr>
-          <w:color w:val="A7A7A7"/>
-          <w:lang w:val="es-ES"/>
-        </w:rPr>
-        <w:t xml:space="preserve"> cuyo tramo de vuelo esté ya completado</w:t>
+      </w:pPr>
+      <w:r>
+        <w:rPr>
+          <w:noProof/>
+        </w:rPr>
+        <w:drawing>
+          <wp:inline distT="0" distB="0" distL="0" distR="0" wp14:anchorId="22206E23" wp14:editId="42984361">
+            <wp:extent cx="5727700" cy="2585720"/>
+            <wp:effectExtent l="0" t="0" r="6350" b="5080"/>
+            <wp:docPr id="337225479" name="Picture 1" descr="A screenshot of a computer&#10;&#10;AI-generated content may be incorrect."/>
+            <wp:cNvGraphicFramePr>
+              <a:graphicFrameLocks xmlns:a="http://schemas.openxmlformats.org/drawingml/2006/main" noChangeAspect="1"/>
+            </wp:cNvGraphicFramePr>
+            <a:graphic xmlns:a="http://schemas.openxmlformats.org/drawingml/2006/main">
+              <a:graphicData uri="http://schemas.openxmlformats.org/drawingml/2006/picture">
+                <pic:pic xmlns:pic="http://schemas.openxmlformats.org/drawingml/2006/picture">
+                  <pic:nvPicPr>
+                    <pic:cNvPr id="337225479" name="Picture 1" descr="A screenshot of a computer&#10;&#10;AI-generated content may be incorrect."/>
+                    <pic:cNvPicPr/>
+                  </pic:nvPicPr>
+                  <pic:blipFill>
+                    <a:blip r:embed="rId9"/>
+                    <a:stretch>
+                      <a:fillRect/>
+                    </a:stretch>
+                  </pic:blipFill>
+                  <pic:spPr>
+                    <a:xfrm>
+                      <a:off x="0" y="0"/>
+                      <a:ext cx="5727700" cy="2585720"/>
+                    </a:xfrm>
+                    <a:prstGeom prst="rect">
+                      <a:avLst/>
+                    </a:prstGeom>
+                  </pic:spPr>
+                </pic:pic>
+              </a:graphicData>
+            </a:graphic>
+          </wp:inline>
+        </w:drawing>
       </w:r>
     </w:p>
     <w:p>
@@ -2260,7 +2296,6 @@
         <w:rPr>
           <w:rStyle w:val="Ninguno"/>
         </w:rPr>
-        <w:lastRenderedPageBreak/>
         <w:t xml:space="preserve">List the activity log records in their flight assignments. </w:t>
       </w:r>
     </w:p>
@@ -2314,23 +2349,7 @@
           <w:rStyle w:val="Ninguno"/>
           <w:lang w:val="es-ES"/>
         </w:rPr>
-        <w:t xml:space="preserve">Aparece un error 500 al visualizar un </w:t>
-      </w:r>
-      <w:proofErr w:type="spellStart"/>
-      <w:r>
-        <w:rPr>
-          <w:rStyle w:val="Ninguno"/>
-          <w:lang w:val="es-ES"/>
-        </w:rPr>
-        <w:t>activity</w:t>
-      </w:r>
-      <w:proofErr w:type="spellEnd"/>
-      <w:r>
-        <w:rPr>
-          <w:rStyle w:val="Ninguno"/>
-          <w:lang w:val="es-ES"/>
-        </w:rPr>
-        <w:t xml:space="preserve"> log.</w:t>
+        <w:t>Aparece un error 500 al visualizar un activity log.</w:t>
       </w:r>
     </w:p>
     <w:p>
@@ -2341,53 +2360,50 @@
           <w:lang w:val="es-ES"/>
         </w:rPr>
       </w:pPr>
-      <w:proofErr w:type="spellStart"/>
       <w:r>
         <w:rPr>
           <w:color w:val="A7A7A7"/>
           <w:lang w:val="es-ES"/>
         </w:rPr>
-        <w:t>Comment-Student</w:t>
-      </w:r>
-      <w:proofErr w:type="spellEnd"/>
-      <w:r>
+        <w:t>Comment-Student: solo se puede visualizar un activity log en caso de que el tramo este completo y que su assignment correspondiente esté publicado.</w:t>
+      </w:r>
+    </w:p>
+    <w:p>
+      <w:pPr>
+        <w:pStyle w:val="Comment-Grader"/>
         <w:rPr>
           <w:color w:val="A7A7A7"/>
           <w:lang w:val="es-ES"/>
         </w:rPr>
-        <w:t xml:space="preserve">: solo se puede visualizar un </w:t>
-      </w:r>
-      <w:proofErr w:type="spellStart"/>
+      </w:pPr>
       <w:r>
         <w:rPr>
           <w:color w:val="A7A7A7"/>
           <w:lang w:val="es-ES"/>
         </w:rPr>
-        <w:t>activity</w:t>
-      </w:r>
-      <w:proofErr w:type="spellEnd"/>
+        <w:t>Corrección: He modificado la l</w:t>
+      </w:r>
       <w:r>
         <w:rPr>
           <w:color w:val="A7A7A7"/>
           <w:lang w:val="es-ES"/>
         </w:rPr>
-        <w:t xml:space="preserve"> log en caso de que el tramo este completo y que su </w:t>
-      </w:r>
-      <w:proofErr w:type="spellStart"/>
+        <w:t>ógica de forma que se puedan ver los activity logs, pero solo se puedan crear en caso de que el tramo asignado al assignment esté completo y el assignment en cuestión esté publicado.</w:t>
+      </w:r>
       <w:r>
         <w:rPr>
           <w:color w:val="A7A7A7"/>
           <w:lang w:val="es-ES"/>
         </w:rPr>
-        <w:t>assignment</w:t>
-      </w:r>
-      <w:proofErr w:type="spellEnd"/>
+        <w:br/>
+      </w:r>
       <w:r>
         <w:rPr>
           <w:color w:val="A7A7A7"/>
           <w:lang w:val="es-ES"/>
         </w:rPr>
-        <w:t xml:space="preserve"> correspondiente esté publicado.</w:t>
+        <w:br/>
+        <w:t>2nd Call</w:t>
       </w:r>
     </w:p>
     <w:p>
@@ -2395,80 +2411,209 @@
         <w:pStyle w:val="Comment-Grader"/>
         <w:rPr>
           <w:rStyle w:val="Ninguno"/>
+          <w:lang w:val="es-ES"/>
+        </w:rPr>
+      </w:pPr>
+      <w:r>
+        <w:rPr>
+          <w:rStyle w:val="Ninguno"/>
+          <w:lang w:val="es-ES"/>
+        </w:rPr>
+        <w:lastRenderedPageBreak/>
+        <w:t xml:space="preserve">Aparece un error 500 al </w:t>
+      </w:r>
+      <w:r>
+        <w:rPr>
+          <w:rStyle w:val="Ninguno"/>
+          <w:lang w:val="es-ES"/>
+        </w:rPr>
+        <w:t>intentar crear un ActivityLog en un</w:t>
+      </w:r>
+      <w:r>
+        <w:rPr>
+          <w:rStyle w:val="Ninguno"/>
+          <w:lang w:val="es-ES"/>
+        </w:rPr>
+        <w:t xml:space="preserve"> FlightAssignment en modo borrador:</w:t>
+      </w:r>
+    </w:p>
+    <w:p>
+      <w:pPr>
+        <w:pStyle w:val="Comment-Grader"/>
+        <w:rPr>
+          <w:rStyle w:val="Ninguno"/>
           <w:color w:val="A7A7A7"/>
           <w:lang w:val="es-ES"/>
         </w:rPr>
       </w:pPr>
       <w:r>
         <w:rPr>
-          <w:color w:val="A7A7A7"/>
-          <w:lang w:val="es-ES"/>
-        </w:rPr>
-        <w:t>Corrección: He modificado la l</w:t>
-      </w:r>
-      <w:r>
-        <w:rPr>
-          <w:color w:val="A7A7A7"/>
-          <w:lang w:val="es-ES"/>
-        </w:rPr>
-        <w:t xml:space="preserve">ógica de forma que se puedan ver los </w:t>
-      </w:r>
-      <w:proofErr w:type="spellStart"/>
-      <w:r>
-        <w:rPr>
-          <w:color w:val="A7A7A7"/>
-          <w:lang w:val="es-ES"/>
-        </w:rPr>
-        <w:t>activity</w:t>
-      </w:r>
-      <w:proofErr w:type="spellEnd"/>
-      <w:r>
-        <w:rPr>
-          <w:color w:val="A7A7A7"/>
-          <w:lang w:val="es-ES"/>
-        </w:rPr>
-        <w:t xml:space="preserve"> logs, pero solo se puedan crear en caso de que el tramo asignado al </w:t>
-      </w:r>
-      <w:proofErr w:type="spellStart"/>
-      <w:r>
-        <w:rPr>
-          <w:color w:val="A7A7A7"/>
-          <w:lang w:val="es-ES"/>
-        </w:rPr>
-        <w:t>assignment</w:t>
-      </w:r>
-      <w:proofErr w:type="spellEnd"/>
-      <w:r>
-        <w:rPr>
-          <w:color w:val="A7A7A7"/>
-          <w:lang w:val="es-ES"/>
-        </w:rPr>
-        <w:t xml:space="preserve"> esté completo y el </w:t>
-      </w:r>
-      <w:proofErr w:type="spellStart"/>
-      <w:r>
-        <w:rPr>
-          <w:color w:val="A7A7A7"/>
-          <w:lang w:val="es-ES"/>
-        </w:rPr>
-        <w:t>assignment</w:t>
-      </w:r>
-      <w:proofErr w:type="spellEnd"/>
-      <w:r>
-        <w:rPr>
-          <w:color w:val="A7A7A7"/>
-          <w:lang w:val="es-ES"/>
-        </w:rPr>
-        <w:t xml:space="preserve"> en cuestión esté publicado.</w:t>
+          <w:rStyle w:val="Ninguno"/>
+          <w:color w:val="535353" w:themeColor="background2"/>
+          <w:lang w:val="es-ES"/>
+        </w:rPr>
+        <w:t>Corrección: se ha cambiado la lógica de forma que solo se pueda acceder a los activity logs si el assignment está publicado</w:t>
+      </w:r>
+      <w:r>
+        <w:rPr>
+          <w:rStyle w:val="Ninguno"/>
+          <w:lang w:val="es-ES"/>
+        </w:rPr>
+        <w:t>.</w:t>
+      </w:r>
+      <w:r>
+        <w:rPr>
+          <w:rStyle w:val="Ninguno"/>
+          <w:lang w:val="es-ES"/>
+        </w:rPr>
+        <w:br/>
+      </w:r>
+      <w:r>
+        <w:rPr>
+          <w:noProof/>
+        </w:rPr>
+        <w:drawing>
+          <wp:inline distT="0" distB="0" distL="0" distR="0" wp14:anchorId="7797C756" wp14:editId="4BB35C2B">
+            <wp:extent cx="5727700" cy="2320925"/>
+            <wp:effectExtent l="0" t="0" r="6350" b="3175"/>
+            <wp:docPr id="889332704" name="Picture 1" descr="A screenshot of a computer&#10;&#10;AI-generated content may be incorrect."/>
+            <wp:cNvGraphicFramePr>
+              <a:graphicFrameLocks xmlns:a="http://schemas.openxmlformats.org/drawingml/2006/main" noChangeAspect="1"/>
+            </wp:cNvGraphicFramePr>
+            <a:graphic xmlns:a="http://schemas.openxmlformats.org/drawingml/2006/main">
+              <a:graphicData uri="http://schemas.openxmlformats.org/drawingml/2006/picture">
+                <pic:pic xmlns:pic="http://schemas.openxmlformats.org/drawingml/2006/picture">
+                  <pic:nvPicPr>
+                    <pic:cNvPr id="889332704" name="Picture 1" descr="A screenshot of a computer&#10;&#10;AI-generated content may be incorrect."/>
+                    <pic:cNvPicPr/>
+                  </pic:nvPicPr>
+                  <pic:blipFill>
+                    <a:blip r:embed="rId10"/>
+                    <a:stretch>
+                      <a:fillRect/>
+                    </a:stretch>
+                  </pic:blipFill>
+                  <pic:spPr>
+                    <a:xfrm>
+                      <a:off x="0" y="0"/>
+                      <a:ext cx="5727700" cy="2320925"/>
+                    </a:xfrm>
+                    <a:prstGeom prst="rect">
+                      <a:avLst/>
+                    </a:prstGeom>
+                  </pic:spPr>
+                </pic:pic>
+              </a:graphicData>
+            </a:graphic>
+          </wp:inline>
+        </w:drawing>
+      </w:r>
+      <w:r>
+        <w:rPr>
+          <w:rStyle w:val="Ninguno"/>
+          <w:lang w:val="es-ES"/>
+        </w:rPr>
+        <w:br/>
+      </w:r>
+      <w:r>
+        <w:rPr>
+          <w:noProof/>
+        </w:rPr>
+        <w:drawing>
+          <wp:inline distT="0" distB="0" distL="0" distR="0" wp14:anchorId="7A85FEA4" wp14:editId="74B7D408">
+            <wp:extent cx="5727700" cy="1424940"/>
+            <wp:effectExtent l="0" t="0" r="6350" b="3810"/>
+            <wp:docPr id="677468229" name="Picture 1" descr="A screenshot of a computer&#10;&#10;AI-generated content may be incorrect."/>
+            <wp:cNvGraphicFramePr>
+              <a:graphicFrameLocks xmlns:a="http://schemas.openxmlformats.org/drawingml/2006/main" noChangeAspect="1"/>
+            </wp:cNvGraphicFramePr>
+            <a:graphic xmlns:a="http://schemas.openxmlformats.org/drawingml/2006/main">
+              <a:graphicData uri="http://schemas.openxmlformats.org/drawingml/2006/picture">
+                <pic:pic xmlns:pic="http://schemas.openxmlformats.org/drawingml/2006/picture">
+                  <pic:nvPicPr>
+                    <pic:cNvPr id="677468229" name="Picture 1" descr="A screenshot of a computer&#10;&#10;AI-generated content may be incorrect."/>
+                    <pic:cNvPicPr/>
+                  </pic:nvPicPr>
+                  <pic:blipFill>
+                    <a:blip r:embed="rId11"/>
+                    <a:stretch>
+                      <a:fillRect/>
+                    </a:stretch>
+                  </pic:blipFill>
+                  <pic:spPr>
+                    <a:xfrm>
+                      <a:off x="0" y="0"/>
+                      <a:ext cx="5727700" cy="1424940"/>
+                    </a:xfrm>
+                    <a:prstGeom prst="rect">
+                      <a:avLst/>
+                    </a:prstGeom>
+                  </pic:spPr>
+                </pic:pic>
+              </a:graphicData>
+            </a:graphic>
+          </wp:inline>
+        </w:drawing>
+      </w:r>
+      <w:r>
+        <w:rPr>
+          <w:rStyle w:val="Ninguno"/>
+          <w:lang w:val="es-ES"/>
+        </w:rPr>
+        <w:br/>
+      </w:r>
+      <w:r>
+        <w:rPr>
+          <w:noProof/>
+        </w:rPr>
+        <w:drawing>
+          <wp:inline distT="0" distB="0" distL="0" distR="0" wp14:anchorId="1E700DFB" wp14:editId="15A1A258">
+            <wp:extent cx="5727700" cy="1462405"/>
+            <wp:effectExtent l="0" t="0" r="6350" b="4445"/>
+            <wp:docPr id="2106413574" name="Picture 1" descr="A close-up of a computer screen&#10;&#10;AI-generated content may be incorrect."/>
+            <wp:cNvGraphicFramePr>
+              <a:graphicFrameLocks xmlns:a="http://schemas.openxmlformats.org/drawingml/2006/main" noChangeAspect="1"/>
+            </wp:cNvGraphicFramePr>
+            <a:graphic xmlns:a="http://schemas.openxmlformats.org/drawingml/2006/main">
+              <a:graphicData uri="http://schemas.openxmlformats.org/drawingml/2006/picture">
+                <pic:pic xmlns:pic="http://schemas.openxmlformats.org/drawingml/2006/picture">
+                  <pic:nvPicPr>
+                    <pic:cNvPr id="2106413574" name="Picture 1" descr="A close-up of a computer screen&#10;&#10;AI-generated content may be incorrect."/>
+                    <pic:cNvPicPr/>
+                  </pic:nvPicPr>
+                  <pic:blipFill>
+                    <a:blip r:embed="rId12"/>
+                    <a:stretch>
+                      <a:fillRect/>
+                    </a:stretch>
+                  </pic:blipFill>
+                  <pic:spPr>
+                    <a:xfrm>
+                      <a:off x="0" y="0"/>
+                      <a:ext cx="5727700" cy="1462405"/>
+                    </a:xfrm>
+                    <a:prstGeom prst="rect">
+                      <a:avLst/>
+                    </a:prstGeom>
+                  </pic:spPr>
+                </pic:pic>
+              </a:graphicData>
+            </a:graphic>
+          </wp:inline>
+        </w:drawing>
       </w:r>
     </w:p>
     <w:p>
       <w:pPr>
         <w:pStyle w:val="Encabezamiento2"/>
-      </w:pPr>
-      <w:r>
-        <w:rPr>
-          <w:rStyle w:val="Ninguno"/>
+        <w:rPr>
+          <w:lang w:val="en-GB"/>
+        </w:rPr>
+      </w:pPr>
+      <w:r>
+        <w:rPr>
+          <w:rStyle w:val="Ninguno"/>
+          <w:lang w:val="en-GB"/>
         </w:rPr>
         <w:t>Non-functional requirements</w:t>
       </w:r>
@@ -2538,13 +2683,74 @@
     <w:p>
       <w:pPr>
         <w:pStyle w:val="Comment-Grader"/>
-      </w:pPr>
-      <w:r>
-        <w:rPr>
-          <w:rStyle w:val="Ninguno"/>
-        </w:rPr>
-        <w:t xml:space="preserve">  X     </w:t>
-      </w:r>
+        <w:rPr>
+          <w:rStyle w:val="Ninguno"/>
+          <w:lang w:val="es-ES"/>
+        </w:rPr>
+      </w:pPr>
+      <w:r>
+        <w:rPr>
+          <w:rStyle w:val="Ninguno"/>
+          <w:lang w:val="en-GB"/>
+        </w:rPr>
+        <w:t xml:space="preserve">  </w:t>
+      </w:r>
+      <w:r>
+        <w:rPr>
+          <w:rStyle w:val="Ninguno"/>
+          <w:lang w:val="es-ES"/>
+        </w:rPr>
+        <w:t>No se ha encontrado ni</w:t>
+      </w:r>
+      <w:r>
+        <w:rPr>
+          <w:rStyle w:val="Ninguno"/>
+          <w:lang w:val="es-ES"/>
+        </w:rPr>
+        <w:t>nguna tarea correspondiente a la segunda convocatoria.</w:t>
+      </w:r>
+    </w:p>
+    <w:p>
+      <w:pPr>
+        <w:pStyle w:val="Comment-Grader"/>
+        <w:rPr>
+          <w:color w:val="535353" w:themeColor="background2"/>
+          <w:lang w:val="es-ES"/>
+        </w:rPr>
+      </w:pPr>
+      <w:r>
+        <w:rPr>
+          <w:rStyle w:val="Ninguno"/>
+          <w:color w:val="535353" w:themeColor="background2"/>
+          <w:lang w:val="es-ES"/>
+        </w:rPr>
+        <w:lastRenderedPageBreak/>
+        <w:t>Corrección: he creado las tareas correspondientes a la 3era convocatoria</w:t>
+      </w:r>
+      <w:r>
+        <w:rPr>
+          <w:rStyle w:val="Ninguno"/>
+          <w:color w:val="535353" w:themeColor="background2"/>
+          <w:lang w:val="es-ES"/>
+        </w:rPr>
+        <w:t xml:space="preserve"> en el tablero del repositorio de github</w:t>
+      </w:r>
+      <w:r>
+        <w:rPr>
+          <w:rStyle w:val="Ninguno"/>
+          <w:color w:val="535353" w:themeColor="background2"/>
+          <w:lang w:val="es-ES"/>
+        </w:rPr>
+        <w:t>.</w:t>
+      </w:r>
+    </w:p>
+    <w:p>
+      <w:pPr>
+        <w:pStyle w:val="Comment-Grader"/>
+        <w:rPr>
+          <w:lang w:val="es-ES"/>
+        </w:rPr>
+      </w:pPr>
     </w:p>
     <w:p>
       <w:pPr>
@@ -2942,7 +3148,7 @@
       <w:pPr>
         <w:pStyle w:val="Cuerpo"/>
         <w:sectPr>
-          <w:headerReference w:type="default" r:id="rId9"/>
+          <w:headerReference w:type="default" r:id="rId13"/>
           <w:pgSz w:w="11900" w:h="16840"/>
           <w:pgMar w:top="1440" w:right="1440" w:bottom="1440" w:left="1440" w:header="709" w:footer="709" w:gutter="0"/>
           <w:cols w:space="720"/>
@@ -4037,7 +4243,7 @@
       <w:pPr>
         <w:pStyle w:val="Cuerpo"/>
         <w:sectPr>
-          <w:headerReference w:type="default" r:id="rId10"/>
+          <w:headerReference w:type="default" r:id="rId14"/>
           <w:pgSz w:w="11900" w:h="16840"/>
           <w:pgMar w:top="1440" w:right="1440" w:bottom="1440" w:left="1440" w:header="709" w:footer="709" w:gutter="0"/>
           <w:cols w:space="720"/>
@@ -4571,7 +4777,7 @@
       <w:pPr>
         <w:pStyle w:val="Cuerpo"/>
         <w:sectPr>
-          <w:headerReference w:type="default" r:id="rId11"/>
+          <w:headerReference w:type="default" r:id="rId15"/>
           <w:pgSz w:w="11900" w:h="16840"/>
           <w:pgMar w:top="1440" w:right="1440" w:bottom="1440" w:left="1440" w:header="709" w:footer="709" w:gutter="0"/>
           <w:cols w:space="720"/>
@@ -4764,7 +4970,7 @@
       </w:r>
     </w:p>
     <w:sectPr>
-      <w:headerReference w:type="default" r:id="rId12"/>
+      <w:headerReference w:type="default" r:id="rId16"/>
       <w:pgSz w:w="11900" w:h="16840"/>
       <w:pgMar w:top="1440" w:right="1440" w:bottom="1440" w:left="1440" w:header="709" w:footer="709" w:gutter="0"/>
       <w:cols w:space="720"/>
@@ -5401,7 +5607,7 @@
   <w:num w:numId="3" w16cid:durableId="1575160138">
     <w:abstractNumId w:val="0"/>
     <w:lvlOverride w:ilvl="0">
-      <w:lvl w:ilvl="0" w:tplc="1EE2260A">
+      <w:lvl w:ilvl="0" w:tplc="59988C34">
         <w:start w:val="1"/>
         <w:numFmt w:val="decimal"/>
         <w:lvlText w:val="%1)"/>
@@ -5428,7 +5634,7 @@
       </w:lvl>
     </w:lvlOverride>
     <w:lvlOverride w:ilvl="1">
-      <w:lvl w:ilvl="1" w:tplc="A940ABE0">
+      <w:lvl w:ilvl="1" w:tplc="374EF8FA">
         <w:start w:val="1"/>
         <w:numFmt w:val="lowerLetter"/>
         <w:lvlText w:val="%2."/>
@@ -5455,7 +5661,7 @@
       </w:lvl>
     </w:lvlOverride>
     <w:lvlOverride w:ilvl="2">
-      <w:lvl w:ilvl="2" w:tplc="3EAA7AA8">
+      <w:lvl w:ilvl="2" w:tplc="2AC29F86">
         <w:start w:val="1"/>
         <w:numFmt w:val="lowerRoman"/>
         <w:lvlText w:val="%3."/>
@@ -5482,7 +5688,7 @@
       </w:lvl>
     </w:lvlOverride>
     <w:lvlOverride w:ilvl="3">
-      <w:lvl w:ilvl="3" w:tplc="175680EC">
+      <w:lvl w:ilvl="3" w:tplc="70F85BFE">
         <w:start w:val="1"/>
         <w:numFmt w:val="decimal"/>
         <w:lvlText w:val="%4."/>
@@ -5509,7 +5715,7 @@
       </w:lvl>
     </w:lvlOverride>
     <w:lvlOverride w:ilvl="4">
-      <w:lvl w:ilvl="4" w:tplc="3F7833AC">
+      <w:lvl w:ilvl="4" w:tplc="B8CE6182">
         <w:start w:val="1"/>
         <w:numFmt w:val="lowerLetter"/>
         <w:lvlText w:val="%5."/>
@@ -5536,7 +5742,7 @@
       </w:lvl>
     </w:lvlOverride>
     <w:lvlOverride w:ilvl="5">
-      <w:lvl w:ilvl="5" w:tplc="CEECEDE8">
+      <w:lvl w:ilvl="5" w:tplc="1E2257D8">
         <w:start w:val="1"/>
         <w:numFmt w:val="lowerRoman"/>
         <w:lvlText w:val="%6."/>
@@ -5563,7 +5769,7 @@
       </w:lvl>
     </w:lvlOverride>
     <w:lvlOverride w:ilvl="6">
-      <w:lvl w:ilvl="6" w:tplc="7C66F870">
+      <w:lvl w:ilvl="6" w:tplc="5BC892DE">
         <w:start w:val="1"/>
         <w:numFmt w:val="decimal"/>
         <w:lvlText w:val="%7."/>
@@ -5590,7 +5796,7 @@
       </w:lvl>
     </w:lvlOverride>
     <w:lvlOverride w:ilvl="7">
-      <w:lvl w:ilvl="7" w:tplc="8FAA0FE2">
+      <w:lvl w:ilvl="7" w:tplc="DE2CEF74">
         <w:start w:val="1"/>
         <w:numFmt w:val="lowerLetter"/>
         <w:lvlText w:val="%8."/>
@@ -5617,7 +5823,7 @@
       </w:lvl>
     </w:lvlOverride>
     <w:lvlOverride w:ilvl="8">
-      <w:lvl w:ilvl="8" w:tplc="CEFC2E44">
+      <w:lvl w:ilvl="8" w:tplc="EF34303E">
         <w:start w:val="1"/>
         <w:numFmt w:val="lowerRoman"/>
         <w:lvlText w:val="%9."/>
@@ -5666,7 +5872,7 @@
     <w:abstractNumId w:val="0"/>
     <w:lvlOverride w:ilvl="0">
       <w:startOverride w:val="10"/>
-      <w:lvl w:ilvl="0" w:tplc="1EE2260A">
+      <w:lvl w:ilvl="0" w:tplc="59988C34">
         <w:start w:val="10"/>
         <w:numFmt w:val="decimal"/>
         <w:lvlText w:val="%1)"/>
@@ -5694,7 +5900,7 @@
     </w:lvlOverride>
     <w:lvlOverride w:ilvl="1">
       <w:startOverride w:val="1"/>
-      <w:lvl w:ilvl="1" w:tplc="A940ABE0">
+      <w:lvl w:ilvl="1" w:tplc="374EF8FA">
         <w:start w:val="1"/>
         <w:numFmt w:val="lowerLetter"/>
         <w:lvlText w:val="%2."/>
@@ -5722,7 +5928,7 @@
     </w:lvlOverride>
     <w:lvlOverride w:ilvl="2">
       <w:startOverride w:val="1"/>
-      <w:lvl w:ilvl="2" w:tplc="3EAA7AA8">
+      <w:lvl w:ilvl="2" w:tplc="2AC29F86">
         <w:start w:val="1"/>
         <w:numFmt w:val="lowerRoman"/>
         <w:lvlText w:val="%3."/>
@@ -5750,7 +5956,7 @@
     </w:lvlOverride>
     <w:lvlOverride w:ilvl="3">
       <w:startOverride w:val="1"/>
-      <w:lvl w:ilvl="3" w:tplc="175680EC">
+      <w:lvl w:ilvl="3" w:tplc="70F85BFE">
         <w:start w:val="1"/>
         <w:numFmt w:val="decimal"/>
         <w:lvlText w:val="%4."/>
@@ -5778,7 +5984,7 @@
     </w:lvlOverride>
     <w:lvlOverride w:ilvl="4">
       <w:startOverride w:val="1"/>
-      <w:lvl w:ilvl="4" w:tplc="3F7833AC">
+      <w:lvl w:ilvl="4" w:tplc="B8CE6182">
         <w:start w:val="1"/>
         <w:numFmt w:val="lowerLetter"/>
         <w:lvlText w:val="%5."/>
@@ -5806,7 +6012,7 @@
     </w:lvlOverride>
     <w:lvlOverride w:ilvl="5">
       <w:startOverride w:val="1"/>
-      <w:lvl w:ilvl="5" w:tplc="CEECEDE8">
+      <w:lvl w:ilvl="5" w:tplc="1E2257D8">
         <w:start w:val="1"/>
         <w:numFmt w:val="lowerRoman"/>
         <w:lvlText w:val="%6."/>
@@ -5834,7 +6040,7 @@
     </w:lvlOverride>
     <w:lvlOverride w:ilvl="6">
       <w:startOverride w:val="1"/>
-      <w:lvl w:ilvl="6" w:tplc="7C66F870">
+      <w:lvl w:ilvl="6" w:tplc="5BC892DE">
         <w:start w:val="1"/>
         <w:numFmt w:val="decimal"/>
         <w:lvlText w:val="%7."/>
@@ -5862,7 +6068,7 @@
     </w:lvlOverride>
     <w:lvlOverride w:ilvl="7">
       <w:startOverride w:val="1"/>
-      <w:lvl w:ilvl="7" w:tplc="8FAA0FE2">
+      <w:lvl w:ilvl="7" w:tplc="DE2CEF74">
         <w:start w:val="1"/>
         <w:numFmt w:val="lowerLetter"/>
         <w:lvlText w:val="%8."/>
@@ -5890,7 +6096,7 @@
     </w:lvlOverride>
     <w:lvlOverride w:ilvl="8">
       <w:startOverride w:val="1"/>
-      <w:lvl w:ilvl="8" w:tplc="CEFC2E44">
+      <w:lvl w:ilvl="8" w:tplc="EF34303E">
         <w:start w:val="1"/>
         <w:numFmt w:val="lowerRoman"/>
         <w:lvlText w:val="%9."/>
@@ -6393,7 +6599,6 @@
   <w:style w:type="character" w:default="1" w:styleId="Fuentedeprrafopredeter">
     <w:name w:val="Default Paragraph Font"/>
     <w:uiPriority w:val="1"/>
-    <w:semiHidden/>
     <w:unhideWhenUsed/>
   </w:style>
   <w:style w:type="table" w:default="1" w:styleId="Tablanormal">
@@ -6423,8 +6628,8 @@
       <w:u w:val="single"/>
     </w:rPr>
   </w:style>
-  <w:style w:type="table" w:customStyle="1" w:styleId="TableNormal">
-    <w:name w:val="Table Normal"/>
+  <w:style w:type="table" w:customStyle="1" w:styleId="TableNormal1">
+    <w:name w:val="Table Normal1"/>
     <w:tblPr>
       <w:tblInd w:w="0" w:type="dxa"/>
       <w:tblCellMar>

--- a/reports/C3/Student #3/03 - Requirements - Student #3.docx
+++ b/reports/C3/Student #3/03 - Requirements - Student #3.docx
@@ -1719,7 +1719,7 @@
       <w:r>
         <w:rPr>
           <w:rStyle w:val="Ninguno"/>
-          <w:lang w:val="es-ES"/>
+          <w:lang w:val="en-GB"/>
         </w:rPr>
         <w:t xml:space="preserve">   </w:t>
       </w:r>
@@ -2189,6 +2189,13 @@
           <w:lang w:val="es-ES"/>
         </w:rPr>
         <w:t>Corrección: se ha cambiado la lógica de las querys para que solo se muestren las legs disponibles.</w:t>
+      </w:r>
+      <w:r>
+        <w:rPr>
+          <w:color w:val="535353" w:themeColor="background2"/>
+          <w:lang w:val="es-ES"/>
+        </w:rPr>
+        <w:t xml:space="preserve"> Además se ha creado un “constraint” personalizado para la entidad flight assignment, de modo que no se puedan crear assignments cuyo member asignado no sea de la misma aerolínea que el tramo de vuelo.</w:t>
       </w:r>
     </w:p>
     <w:p>
@@ -2388,7 +2395,15 @@
           <w:color w:val="A7A7A7"/>
           <w:lang w:val="es-ES"/>
         </w:rPr>
-        <w:t>ógica de forma que se puedan ver los activity logs, pero solo se puedan crear en caso de que el tramo asignado al assignment esté completo y el assignment en cuestión esté publicado.</w:t>
+        <w:t xml:space="preserve">ógica de forma que se puedan ver los activity logs, pero solo se puedan crear en caso de que el tramo asignado al assignment esté completo y el assignment en cuestión esté </w:t>
+      </w:r>
+      <w:r>
+        <w:rPr>
+          <w:color w:val="A7A7A7"/>
+          <w:lang w:val="es-ES"/>
+        </w:rPr>
+        <w:lastRenderedPageBreak/>
+        <w:t>publicado.</w:t>
       </w:r>
       <w:r>
         <w:rPr>
@@ -2419,7 +2434,6 @@
           <w:rStyle w:val="Ninguno"/>
           <w:lang w:val="es-ES"/>
         </w:rPr>
-        <w:lastRenderedPageBreak/>
         <w:t xml:space="preserve">Aparece un error 500 al </w:t>
       </w:r>
       <w:r>
@@ -2659,6 +2673,7 @@
         <w:rPr>
           <w:rStyle w:val="Ninguno"/>
         </w:rPr>
+        <w:lastRenderedPageBreak/>
         <w:t>Managerial requirements</w:t>
       </w:r>
     </w:p>
@@ -2724,7 +2739,6 @@
           <w:color w:val="535353" w:themeColor="background2"/>
           <w:lang w:val="es-ES"/>
         </w:rPr>
-        <w:lastRenderedPageBreak/>
         <w:t>Corrección: he creado las tareas correspondientes a la 3era convocatoria</w:t>
       </w:r>
       <w:r>
@@ -5607,7 +5621,7 @@
   <w:num w:numId="3" w16cid:durableId="1575160138">
     <w:abstractNumId w:val="0"/>
     <w:lvlOverride w:ilvl="0">
-      <w:lvl w:ilvl="0" w:tplc="59988C34">
+      <w:lvl w:ilvl="0" w:tplc="948670F4">
         <w:start w:val="1"/>
         <w:numFmt w:val="decimal"/>
         <w:lvlText w:val="%1)"/>
@@ -5634,7 +5648,7 @@
       </w:lvl>
     </w:lvlOverride>
     <w:lvlOverride w:ilvl="1">
-      <w:lvl w:ilvl="1" w:tplc="374EF8FA">
+      <w:lvl w:ilvl="1" w:tplc="DFE4CE94">
         <w:start w:val="1"/>
         <w:numFmt w:val="lowerLetter"/>
         <w:lvlText w:val="%2."/>
@@ -5661,7 +5675,7 @@
       </w:lvl>
     </w:lvlOverride>
     <w:lvlOverride w:ilvl="2">
-      <w:lvl w:ilvl="2" w:tplc="2AC29F86">
+      <w:lvl w:ilvl="2" w:tplc="B9CE90BE">
         <w:start w:val="1"/>
         <w:numFmt w:val="lowerRoman"/>
         <w:lvlText w:val="%3."/>
@@ -5688,7 +5702,7 @@
       </w:lvl>
     </w:lvlOverride>
     <w:lvlOverride w:ilvl="3">
-      <w:lvl w:ilvl="3" w:tplc="70F85BFE">
+      <w:lvl w:ilvl="3" w:tplc="6848E8FE">
         <w:start w:val="1"/>
         <w:numFmt w:val="decimal"/>
         <w:lvlText w:val="%4."/>
@@ -5715,7 +5729,7 @@
       </w:lvl>
     </w:lvlOverride>
     <w:lvlOverride w:ilvl="4">
-      <w:lvl w:ilvl="4" w:tplc="B8CE6182">
+      <w:lvl w:ilvl="4" w:tplc="D982032A">
         <w:start w:val="1"/>
         <w:numFmt w:val="lowerLetter"/>
         <w:lvlText w:val="%5."/>
@@ -5742,7 +5756,7 @@
       </w:lvl>
     </w:lvlOverride>
     <w:lvlOverride w:ilvl="5">
-      <w:lvl w:ilvl="5" w:tplc="1E2257D8">
+      <w:lvl w:ilvl="5" w:tplc="CAD4AD8E">
         <w:start w:val="1"/>
         <w:numFmt w:val="lowerRoman"/>
         <w:lvlText w:val="%6."/>
@@ -5769,7 +5783,7 @@
       </w:lvl>
     </w:lvlOverride>
     <w:lvlOverride w:ilvl="6">
-      <w:lvl w:ilvl="6" w:tplc="5BC892DE">
+      <w:lvl w:ilvl="6" w:tplc="D33C4500">
         <w:start w:val="1"/>
         <w:numFmt w:val="decimal"/>
         <w:lvlText w:val="%7."/>
@@ -5796,7 +5810,7 @@
       </w:lvl>
     </w:lvlOverride>
     <w:lvlOverride w:ilvl="7">
-      <w:lvl w:ilvl="7" w:tplc="DE2CEF74">
+      <w:lvl w:ilvl="7" w:tplc="83387F8A">
         <w:start w:val="1"/>
         <w:numFmt w:val="lowerLetter"/>
         <w:lvlText w:val="%8."/>
@@ -5823,7 +5837,7 @@
       </w:lvl>
     </w:lvlOverride>
     <w:lvlOverride w:ilvl="8">
-      <w:lvl w:ilvl="8" w:tplc="EF34303E">
+      <w:lvl w:ilvl="8" w:tplc="763EC39C">
         <w:start w:val="1"/>
         <w:numFmt w:val="lowerRoman"/>
         <w:lvlText w:val="%9."/>
@@ -5872,7 +5886,7 @@
     <w:abstractNumId w:val="0"/>
     <w:lvlOverride w:ilvl="0">
       <w:startOverride w:val="10"/>
-      <w:lvl w:ilvl="0" w:tplc="59988C34">
+      <w:lvl w:ilvl="0" w:tplc="948670F4">
         <w:start w:val="10"/>
         <w:numFmt w:val="decimal"/>
         <w:lvlText w:val="%1)"/>
@@ -5900,7 +5914,7 @@
     </w:lvlOverride>
     <w:lvlOverride w:ilvl="1">
       <w:startOverride w:val="1"/>
-      <w:lvl w:ilvl="1" w:tplc="374EF8FA">
+      <w:lvl w:ilvl="1" w:tplc="DFE4CE94">
         <w:start w:val="1"/>
         <w:numFmt w:val="lowerLetter"/>
         <w:lvlText w:val="%2."/>
@@ -5928,7 +5942,7 @@
     </w:lvlOverride>
     <w:lvlOverride w:ilvl="2">
       <w:startOverride w:val="1"/>
-      <w:lvl w:ilvl="2" w:tplc="2AC29F86">
+      <w:lvl w:ilvl="2" w:tplc="B9CE90BE">
         <w:start w:val="1"/>
         <w:numFmt w:val="lowerRoman"/>
         <w:lvlText w:val="%3."/>
@@ -5956,7 +5970,7 @@
     </w:lvlOverride>
     <w:lvlOverride w:ilvl="3">
       <w:startOverride w:val="1"/>
-      <w:lvl w:ilvl="3" w:tplc="70F85BFE">
+      <w:lvl w:ilvl="3" w:tplc="6848E8FE">
         <w:start w:val="1"/>
         <w:numFmt w:val="decimal"/>
         <w:lvlText w:val="%4."/>
@@ -5984,7 +5998,7 @@
     </w:lvlOverride>
     <w:lvlOverride w:ilvl="4">
       <w:startOverride w:val="1"/>
-      <w:lvl w:ilvl="4" w:tplc="B8CE6182">
+      <w:lvl w:ilvl="4" w:tplc="D982032A">
         <w:start w:val="1"/>
         <w:numFmt w:val="lowerLetter"/>
         <w:lvlText w:val="%5."/>
@@ -6012,7 +6026,7 @@
     </w:lvlOverride>
     <w:lvlOverride w:ilvl="5">
       <w:startOverride w:val="1"/>
-      <w:lvl w:ilvl="5" w:tplc="1E2257D8">
+      <w:lvl w:ilvl="5" w:tplc="CAD4AD8E">
         <w:start w:val="1"/>
         <w:numFmt w:val="lowerRoman"/>
         <w:lvlText w:val="%6."/>
@@ -6040,7 +6054,7 @@
     </w:lvlOverride>
     <w:lvlOverride w:ilvl="6">
       <w:startOverride w:val="1"/>
-      <w:lvl w:ilvl="6" w:tplc="5BC892DE">
+      <w:lvl w:ilvl="6" w:tplc="D33C4500">
         <w:start w:val="1"/>
         <w:numFmt w:val="decimal"/>
         <w:lvlText w:val="%7."/>
@@ -6068,7 +6082,7 @@
     </w:lvlOverride>
     <w:lvlOverride w:ilvl="7">
       <w:startOverride w:val="1"/>
-      <w:lvl w:ilvl="7" w:tplc="DE2CEF74">
+      <w:lvl w:ilvl="7" w:tplc="83387F8A">
         <w:start w:val="1"/>
         <w:numFmt w:val="lowerLetter"/>
         <w:lvlText w:val="%8."/>
@@ -6096,7 +6110,7 @@
     </w:lvlOverride>
     <w:lvlOverride w:ilvl="8">
       <w:startOverride w:val="1"/>
-      <w:lvl w:ilvl="8" w:tplc="EF34303E">
+      <w:lvl w:ilvl="8" w:tplc="763EC39C">
         <w:start w:val="1"/>
         <w:numFmt w:val="lowerRoman"/>
         <w:lvlText w:val="%9."/>
@@ -6599,6 +6613,7 @@
   <w:style w:type="character" w:default="1" w:styleId="Fuentedeprrafopredeter">
     <w:name w:val="Default Paragraph Font"/>
     <w:uiPriority w:val="1"/>
+    <w:semiHidden/>
     <w:unhideWhenUsed/>
   </w:style>
   <w:style w:type="table" w:default="1" w:styleId="Tablanormal">

--- a/reports/C3/Student #3/03 - Requirements - Student #3.docx
+++ b/reports/C3/Student #3/03 - Requirements - Student #3.docx
@@ -2188,7 +2188,21 @@
           <w:color w:val="535353" w:themeColor="background2"/>
           <w:lang w:val="es-ES"/>
         </w:rPr>
-        <w:t>Corrección: se ha cambiado la lógica de las querys para que solo se muestren las legs disponibles.</w:t>
+        <w:t>Corrección: se ha cambiado la lógica de las querys para que solo se muestren las legs disponibles</w:t>
+      </w:r>
+      <w:r>
+        <w:rPr>
+          <w:color w:val="535353" w:themeColor="background2"/>
+          <w:lang w:val="es-ES"/>
+        </w:rPr>
+        <w:t>(que esten publicadas y que el airline asociado sea el mismo que el del member logeado)</w:t>
+      </w:r>
+      <w:r>
+        <w:rPr>
+          <w:color w:val="535353" w:themeColor="background2"/>
+          <w:lang w:val="es-ES"/>
+        </w:rPr>
+        <w:t>.</w:t>
       </w:r>
       <w:r>
         <w:rPr>
@@ -5621,7 +5635,7 @@
   <w:num w:numId="3" w16cid:durableId="1575160138">
     <w:abstractNumId w:val="0"/>
     <w:lvlOverride w:ilvl="0">
-      <w:lvl w:ilvl="0" w:tplc="948670F4">
+      <w:lvl w:ilvl="0" w:tplc="ACF6E922">
         <w:start w:val="1"/>
         <w:numFmt w:val="decimal"/>
         <w:lvlText w:val="%1)"/>
@@ -5648,7 +5662,7 @@
       </w:lvl>
     </w:lvlOverride>
     <w:lvlOverride w:ilvl="1">
-      <w:lvl w:ilvl="1" w:tplc="DFE4CE94">
+      <w:lvl w:ilvl="1" w:tplc="69844FD6">
         <w:start w:val="1"/>
         <w:numFmt w:val="lowerLetter"/>
         <w:lvlText w:val="%2."/>
@@ -5675,7 +5689,7 @@
       </w:lvl>
     </w:lvlOverride>
     <w:lvlOverride w:ilvl="2">
-      <w:lvl w:ilvl="2" w:tplc="B9CE90BE">
+      <w:lvl w:ilvl="2" w:tplc="16CE65B0">
         <w:start w:val="1"/>
         <w:numFmt w:val="lowerRoman"/>
         <w:lvlText w:val="%3."/>
@@ -5702,7 +5716,7 @@
       </w:lvl>
     </w:lvlOverride>
     <w:lvlOverride w:ilvl="3">
-      <w:lvl w:ilvl="3" w:tplc="6848E8FE">
+      <w:lvl w:ilvl="3" w:tplc="70643DBC">
         <w:start w:val="1"/>
         <w:numFmt w:val="decimal"/>
         <w:lvlText w:val="%4."/>
@@ -5729,7 +5743,7 @@
       </w:lvl>
     </w:lvlOverride>
     <w:lvlOverride w:ilvl="4">
-      <w:lvl w:ilvl="4" w:tplc="D982032A">
+      <w:lvl w:ilvl="4" w:tplc="C436FE90">
         <w:start w:val="1"/>
         <w:numFmt w:val="lowerLetter"/>
         <w:lvlText w:val="%5."/>
@@ -5756,7 +5770,7 @@
       </w:lvl>
     </w:lvlOverride>
     <w:lvlOverride w:ilvl="5">
-      <w:lvl w:ilvl="5" w:tplc="CAD4AD8E">
+      <w:lvl w:ilvl="5" w:tplc="A92EF480">
         <w:start w:val="1"/>
         <w:numFmt w:val="lowerRoman"/>
         <w:lvlText w:val="%6."/>
@@ -5783,7 +5797,7 @@
       </w:lvl>
     </w:lvlOverride>
     <w:lvlOverride w:ilvl="6">
-      <w:lvl w:ilvl="6" w:tplc="D33C4500">
+      <w:lvl w:ilvl="6" w:tplc="68888500">
         <w:start w:val="1"/>
         <w:numFmt w:val="decimal"/>
         <w:lvlText w:val="%7."/>
@@ -5810,7 +5824,7 @@
       </w:lvl>
     </w:lvlOverride>
     <w:lvlOverride w:ilvl="7">
-      <w:lvl w:ilvl="7" w:tplc="83387F8A">
+      <w:lvl w:ilvl="7" w:tplc="F26227C4">
         <w:start w:val="1"/>
         <w:numFmt w:val="lowerLetter"/>
         <w:lvlText w:val="%8."/>
@@ -5837,7 +5851,7 @@
       </w:lvl>
     </w:lvlOverride>
     <w:lvlOverride w:ilvl="8">
-      <w:lvl w:ilvl="8" w:tplc="763EC39C">
+      <w:lvl w:ilvl="8" w:tplc="04849176">
         <w:start w:val="1"/>
         <w:numFmt w:val="lowerRoman"/>
         <w:lvlText w:val="%9."/>
@@ -5886,7 +5900,7 @@
     <w:abstractNumId w:val="0"/>
     <w:lvlOverride w:ilvl="0">
       <w:startOverride w:val="10"/>
-      <w:lvl w:ilvl="0" w:tplc="948670F4">
+      <w:lvl w:ilvl="0" w:tplc="ACF6E922">
         <w:start w:val="10"/>
         <w:numFmt w:val="decimal"/>
         <w:lvlText w:val="%1)"/>
@@ -5914,7 +5928,7 @@
     </w:lvlOverride>
     <w:lvlOverride w:ilvl="1">
       <w:startOverride w:val="1"/>
-      <w:lvl w:ilvl="1" w:tplc="DFE4CE94">
+      <w:lvl w:ilvl="1" w:tplc="69844FD6">
         <w:start w:val="1"/>
         <w:numFmt w:val="lowerLetter"/>
         <w:lvlText w:val="%2."/>
@@ -5942,7 +5956,7 @@
     </w:lvlOverride>
     <w:lvlOverride w:ilvl="2">
       <w:startOverride w:val="1"/>
-      <w:lvl w:ilvl="2" w:tplc="B9CE90BE">
+      <w:lvl w:ilvl="2" w:tplc="16CE65B0">
         <w:start w:val="1"/>
         <w:numFmt w:val="lowerRoman"/>
         <w:lvlText w:val="%3."/>
@@ -5970,7 +5984,7 @@
     </w:lvlOverride>
     <w:lvlOverride w:ilvl="3">
       <w:startOverride w:val="1"/>
-      <w:lvl w:ilvl="3" w:tplc="6848E8FE">
+      <w:lvl w:ilvl="3" w:tplc="70643DBC">
         <w:start w:val="1"/>
         <w:numFmt w:val="decimal"/>
         <w:lvlText w:val="%4."/>
@@ -5998,7 +6012,7 @@
     </w:lvlOverride>
     <w:lvlOverride w:ilvl="4">
       <w:startOverride w:val="1"/>
-      <w:lvl w:ilvl="4" w:tplc="D982032A">
+      <w:lvl w:ilvl="4" w:tplc="C436FE90">
         <w:start w:val="1"/>
         <w:numFmt w:val="lowerLetter"/>
         <w:lvlText w:val="%5."/>
@@ -6026,7 +6040,7 @@
     </w:lvlOverride>
     <w:lvlOverride w:ilvl="5">
       <w:startOverride w:val="1"/>
-      <w:lvl w:ilvl="5" w:tplc="CAD4AD8E">
+      <w:lvl w:ilvl="5" w:tplc="A92EF480">
         <w:start w:val="1"/>
         <w:numFmt w:val="lowerRoman"/>
         <w:lvlText w:val="%6."/>
@@ -6054,7 +6068,7 @@
     </w:lvlOverride>
     <w:lvlOverride w:ilvl="6">
       <w:startOverride w:val="1"/>
-      <w:lvl w:ilvl="6" w:tplc="D33C4500">
+      <w:lvl w:ilvl="6" w:tplc="68888500">
         <w:start w:val="1"/>
         <w:numFmt w:val="decimal"/>
         <w:lvlText w:val="%7."/>
@@ -6082,7 +6096,7 @@
     </w:lvlOverride>
     <w:lvlOverride w:ilvl="7">
       <w:startOverride w:val="1"/>
-      <w:lvl w:ilvl="7" w:tplc="83387F8A">
+      <w:lvl w:ilvl="7" w:tplc="F26227C4">
         <w:start w:val="1"/>
         <w:numFmt w:val="lowerLetter"/>
         <w:lvlText w:val="%8."/>
@@ -6110,7 +6124,7 @@
     </w:lvlOverride>
     <w:lvlOverride w:ilvl="8">
       <w:startOverride w:val="1"/>
-      <w:lvl w:ilvl="8" w:tplc="763EC39C">
+      <w:lvl w:ilvl="8" w:tplc="04849176">
         <w:start w:val="1"/>
         <w:numFmt w:val="lowerRoman"/>
         <w:lvlText w:val="%9."/>
